--- a/klagomål/A 62113-2023 FSC-klagomål.docx
+++ b/klagomål/A 62113-2023 FSC-klagomål.docx
@@ -756,7 +756,7 @@
     <w:r>
       <w:tab/>
       <w:tab/>
-      <w:t>2026-09-14</w:t>
+      <w:t>2026-09-15</w:t>
       <w:br/>
       <w:br/>
     </w:r>

--- a/klagomål/A 62113-2023 FSC-klagomål.docx
+++ b/klagomål/A 62113-2023 FSC-klagomål.docx
@@ -756,7 +756,7 @@
     <w:r>
       <w:tab/>
       <w:tab/>
-      <w:t>2026-09-15</w:t>
+      <w:t>2026-09-16</w:t>
       <w:br/>
       <w:br/>
     </w:r>

--- a/klagomål/A 62113-2023 FSC-klagomål.docx
+++ b/klagomål/A 62113-2023 FSC-klagomål.docx
@@ -756,7 +756,7 @@
     <w:r>
       <w:tab/>
       <w:tab/>
-      <w:t>2026-09-16</w:t>
+      <w:t>2026-09-17</w:t>
       <w:br/>
       <w:br/>
     </w:r>

--- a/klagomål/A 62113-2023 FSC-klagomål.docx
+++ b/klagomål/A 62113-2023 FSC-klagomål.docx
@@ -756,7 +756,7 @@
     <w:r>
       <w:tab/>
       <w:tab/>
-      <w:t>2026-09-17</w:t>
+      <w:t>2026-09-18</w:t>
       <w:br/>
       <w:br/>
     </w:r>

--- a/klagomål/A 62113-2023 FSC-klagomål.docx
+++ b/klagomål/A 62113-2023 FSC-klagomål.docx
@@ -756,7 +756,7 @@
     <w:r>
       <w:tab/>
       <w:tab/>
-      <w:t>2026-09-18</w:t>
+      <w:t>2026-09-19</w:t>
       <w:br/>
       <w:br/>
     </w:r>

--- a/klagomål/A 62113-2023 FSC-klagomål.docx
+++ b/klagomål/A 62113-2023 FSC-klagomål.docx
@@ -756,7 +756,7 @@
     <w:r>
       <w:tab/>
       <w:tab/>
-      <w:t>2026-09-19</w:t>
+      <w:t>2026-09-21</w:t>
       <w:br/>
       <w:br/>
     </w:r>

--- a/klagomål/A 62113-2023 FSC-klagomål.docx
+++ b/klagomål/A 62113-2023 FSC-klagomål.docx
@@ -756,7 +756,7 @@
     <w:r>
       <w:tab/>
       <w:tab/>
-      <w:t>2026-09-21</w:t>
+      <w:t>2026-09-23</w:t>
       <w:br/>
       <w:br/>
     </w:r>

--- a/klagomål/A 62113-2023 FSC-klagomål.docx
+++ b/klagomål/A 62113-2023 FSC-klagomål.docx
@@ -756,7 +756,7 @@
     <w:r>
       <w:tab/>
       <w:tab/>
-      <w:t>2026-09-23</w:t>
+      <w:t>2026-09-24</w:t>
       <w:br/>
       <w:br/>
     </w:r>

--- a/klagomål/A 62113-2023 FSC-klagomål.docx
+++ b/klagomål/A 62113-2023 FSC-klagomål.docx
@@ -756,7 +756,7 @@
     <w:r>
       <w:tab/>
       <w:tab/>
-      <w:t>2026-09-24</w:t>
+      <w:t>2026-09-25</w:t>
       <w:br/>
       <w:br/>
     </w:r>

--- a/klagomål/A 62113-2023 FSC-klagomål.docx
+++ b/klagomål/A 62113-2023 FSC-klagomål.docx
@@ -216,12 +216,12 @@
         <w:spacing w:after="240"/>
       </w:pPr>
       <w:r>
-        <w:t>Figur 1. Fyndplatser för naturvårdsarter i och inom 1 meter från avverkningsanmälan. Markörer utan svart kant är placerade på fyndplatsen. Markörer med svart kant är placerade vid sidan av fyndplatsen och har ett svart streck som visar fyndplatsens exakta position. Kartans mittpunktskoordinat är N 6960535, E 546223 i SWEREF 99 TM.</w:t>
+        <w:t>Figur 1. Fyndplatser för naturvårdsarter i och inom 23 meter från avverkningsanmälan. Markörer utan svart kant är placerade på fyndplatsen. Markörer med svart kant är placerade vid sidan av fyndplatsen och har ett svart streck som visar fyndplatsens exakta position. Kartans mittpunktskoordinat är N 6960535, E 546223 i SWEREF 99 TM.</w:t>
       </w:r>
     </w:p>
     <w:p>
       <w:r>
-        <w:t>I och inom 1 meter från avverkningsanmälan finns fynd av 7 naturvårdsarter, varav 7 är rödlistade och 3 är typiska (T): skrovlig taggsvamp (VU), smalfotad taggsvamp (VU), blanksvart spiklav (NT), blå taggsvamp (NT, T), dropptaggsvamp (NT, T), orange taggsvamp (NT, T) och skarp dropptaggsvamp (NT). Se Figur 1.</w:t>
+        <w:t>I och inom 23 meter från avverkningsanmälan finns fynd av 15 naturvårdsarter, varav 11 är rödlistade, 10 är typiska (T) och 3 är signalarter (S): garnlav (VU, T), gräddporing (VU, T), skrovlig taggsvamp (VU), smalfotad taggsvamp (VU), blanksvart spiklav (NT), blå taggsvamp (NT, T), dropptaggsvamp (NT, T), orange taggsvamp (NT, T), skarp dropptaggsvamp (NT), vedskivlav (NT, T), violettgrå tagellav (NT, T), kransrams (S, T), svavelriska (S), tibast (S, T) och kransmossa (T). Se Figur 1.</w:t>
       </w:r>
     </w:p>
     <w:p>
@@ -245,6 +245,55 @@
     <w:p>
       <w:r>
         <w:t>Nedan följer beskrivningar av de naturvårdsarter och fridlysta arter som har sina livsmiljöer och växtplatser i den avverkningsanmälda skogen. De påträffade naturvårdsarterna är ett tydligt kvitto på att det rör sig om en skog med höga naturvärden.</w:t>
+      </w:r>
+    </w:p>
+    <w:p>
+      <w:r>
+        <w:rPr>
+          <w:b/>
+        </w:rPr>
+        <w:t>Garnlav (VU)</w:t>
+      </w:r>
+      <w:r>
+        <w:t xml:space="preserve"> är en utpräglad barrskogsart som ibland kan drapera träden i norrländska grannaturskogar med hög luftfuktighet. Den förekommer även i talldominerade bestånd där den, förutom i trädens grenverk, påträffas hängande över ojämnheter i tallbarken. Arten har minskat starkt i södra och mellersta Sverige och den minskar även i sitt nordliga utbredningsområde. Minskningstakten uppgår till 30 (20–50) % inom 50 år och överstiger gränsvärdet för Sårbar (VU). Orsaken till tillbakagången beror främst på slutavverkningar av naturskogsartade skogar. Bestånd med riklig förekomst bör regelmässigt sparas, vilket även gynnar flera andra sällsynta och rödlistade arter. Garnlav är värdväxt för den mycket sällsynta och akut hotade fjärilen barrskogslavfly (CR) som hör hemma i boreala barrskogar med riklig förekomst av värdväxten. Tidigare kunde arten konstateras årligen på flera platser vid Dala-Floda i Dalarna innan lokalerna kalavverkades. Senaste fyndet i landet av barrskogslavfly är från år 2000 då den påträffades vid Högberget i Sollefteå kommun. Garnlav är typisk art för </w:t>
+      </w:r>
+      <w:r>
+        <w:rPr>
+          <w:i/>
+        </w:rPr>
+        <w:t xml:space="preserve">9010 Taiga </w:t>
+      </w:r>
+      <w:r>
+        <w:t>och</w:t>
+      </w:r>
+      <w:r>
+        <w:rPr>
+          <w:i/>
+        </w:rPr>
+        <w:t xml:space="preserve"> 9070 Trädklädd betesmark</w:t>
+      </w:r>
+      <w:r>
+        <w:t xml:space="preserve"> (SLU Artdatabanken, 2026).</w:t>
+      </w:r>
+    </w:p>
+    <w:p>
+      <w:r>
+        <w:rPr>
+          <w:b/>
+        </w:rPr>
+        <w:t>Gräddporing (VU)</w:t>
+      </w:r>
+      <w:r>
+        <w:t xml:space="preserve"> växer nästan enbart i urskogsartad barrskog på gamla, kraftigt murkna, grova och mossbelupna tallågor i något fuktiga och skuggiga lägen. Arten är placerad högst upp i Skogsstyrelsens värdepyramid för bedömning av skog med höga naturvärden och indikerar gamla och relativt orörda tallnaturskogar med höga naturvärden där det under låg tid kontinuerligt funnits inslag av grova tallågor. För att på sikt hejda artens vikande trend behöver merparten av gräddporingens nu kända växtplatser undantas från skogsbruk. Gräddporing är typisk art för </w:t>
+      </w:r>
+      <w:r>
+        <w:rPr>
+          <w:i/>
+        </w:rPr>
+        <w:t>9010 Taiga</w:t>
+      </w:r>
+      <w:r>
+        <w:t xml:space="preserve"> (SLU Artdatabanken, 2024; Nitare &amp; Skogsstyrelsen, 2019).</w:t>
       </w:r>
     </w:p>
     <w:p>
@@ -352,6 +401,115 @@
       </w:r>
     </w:p>
     <w:p>
+      <w:r>
+        <w:rPr>
+          <w:b/>
+        </w:rPr>
+        <w:t>Vedskivlav (NT)</w:t>
+      </w:r>
+      <w:r>
+        <w:t xml:space="preserve"> växer på gammal, torr, exponerad, hård kärnved av framförallt tall i naturskogsartade bestånd. Avverkning av tallskog av naturskogskaraktär med spår av återkommande bränder är ett hot. Mängden lämplig ved att växa på för vedskivlav minskar, dels på grund av naturlig nedbrytning men framförallt på grund av att de förstörs i samband med slutavverkningar, gallringar och markberedning. Tall- och blandbarrskogar av naturskogskaraktär med spår av återkommande bränder bör skyddas. Vedskivlav är typisk art för </w:t>
+      </w:r>
+      <w:r>
+        <w:rPr>
+          <w:i/>
+        </w:rPr>
+        <w:t>9010 Taiga</w:t>
+      </w:r>
+      <w:r>
+        <w:t xml:space="preserve"> (SLU Artdatabanken, 2024).</w:t>
+      </w:r>
+    </w:p>
+    <w:p>
+      <w:r>
+        <w:rPr>
+          <w:b/>
+        </w:rPr>
+        <w:t>Violettgrå tagellav (NT)</w:t>
+      </w:r>
+      <w:r>
+        <w:t xml:space="preserve"> växer nästan uteslutande i gamla olikåldriga barrnaturskogar med lång skoglig kontinuitet och är en utmärkt signal på skog med höga naturvärden. Slutavverkning av tidigare aldrig slutavverkad skog (kontinuitetsskog) är det största hotet. Biotopen nyskapas i begränsad omfattning och barrskog äldre än 160 år, där den violettgrå tagellaven huvudsakligen påträffas har minskat med 50% de senaste 50 åren. Lågproduktiv skogsmark där laven förekommer bör undantas från skogsbruk och rika förekomster i äldre granskog bör skyddas. Arten är känslig för uttorkning och det är väsentligt att tillräckligt stora bestånd avsätts. Violettgrå tagellav är typisk art för </w:t>
+      </w:r>
+      <w:r>
+        <w:rPr>
+          <w:i/>
+        </w:rPr>
+        <w:t>9010 Taiga</w:t>
+      </w:r>
+      <w:r>
+        <w:t xml:space="preserve"> (SLU Artdatabanken, 2024; Nitare &amp; Skogsstyrelsen, 2019).</w:t>
+      </w:r>
+    </w:p>
+    <w:p>
+      <w:r>
+        <w:rPr>
+          <w:b/>
+        </w:rPr>
+        <w:t>Kransrams</w:t>
+      </w:r>
+      <w:r>
+        <w:t xml:space="preserve"> är typisk art för </w:t>
+      </w:r>
+      <w:r>
+        <w:rPr>
+          <w:i/>
+        </w:rPr>
+        <w:t xml:space="preserve">9020 Nordlig ädellövskog </w:t>
+      </w:r>
+      <w:r>
+        <w:t>(SLU Artdatabanken, 2025).</w:t>
+      </w:r>
+    </w:p>
+    <w:p>
+      <w:r>
+        <w:rPr>
+          <w:b/>
+        </w:rPr>
+        <w:t>Tibast</w:t>
+      </w:r>
+      <w:r>
+        <w:t xml:space="preserve"> är en kalkgynnad buske som växer på mullrik, frisk eller svagt fuktig mark, exempelvis i gamla kalkgranskogar, lövträdslundar, varma källpåverkade sluttningar och exklusiva biotoper kopplade till vattendrag. Förekomster i gammal skog visar på höga naturvärden och bör alltid noteras i samband med naturvärdesinventeringar. Tibast är typisk art för </w:t>
+      </w:r>
+      <w:r>
+        <w:rPr>
+          <w:i/>
+        </w:rPr>
+        <w:t>9050 Näringsrik granskog</w:t>
+      </w:r>
+      <w:r>
+        <w:t xml:space="preserve"> och värdväxt för de två fjärilsarterna större tibastmal och brun tibastmal (CR) (SLU Artdatabanken, 2024; Nitare &amp; Skogsstyrelsen, 2019).</w:t>
+      </w:r>
+    </w:p>
+    <w:p>
+      <w:r>
+        <w:rPr>
+          <w:b/>
+        </w:rPr>
+        <w:t>Kransmossa</w:t>
+      </w:r>
+      <w:r>
+        <w:t xml:space="preserve"> är typisk art för </w:t>
+      </w:r>
+      <w:r>
+        <w:rPr>
+          <w:i/>
+        </w:rPr>
+        <w:t xml:space="preserve">9050 Näringsrik granskog </w:t>
+      </w:r>
+      <w:r>
+        <w:t xml:space="preserve">och </w:t>
+      </w:r>
+      <w:r>
+        <w:rPr>
+          <w:i/>
+        </w:rPr>
+        <w:t xml:space="preserve">6170 Alpina kalkgräsmarker </w:t>
+      </w:r>
+      <w:r>
+        <w:t>(SLU Artdatabanken, 2025).</w:t>
+      </w:r>
+    </w:p>
+    <w:p>
       <w:pPr>
         <w:pStyle w:val="Heading1"/>
       </w:pPr>
@@ -441,7 +599,7 @@
         <w:rPr>
           <w:i/>
         </w:rPr>
-        <w:t>I det avverkningsanmälda skogsområdet har 7 naturvårdsarter varav 7 rödlistade arter sina livsmiljöer och växtplatser.</w:t>
+        <w:t>I det avverkningsanmälda skogsområdet har 15 naturvårdsarter varav 11 rödlistade arter sina livsmiljöer och växtplatser.</w:t>
       </w:r>
     </w:p>
     <w:p>
@@ -756,7 +914,7 @@
     <w:r>
       <w:tab/>
       <w:tab/>
-      <w:t>2026-09-25</w:t>
+      <w:t>2026-09-26</w:t>
       <w:br/>
       <w:br/>
     </w:r>

--- a/klagomål/A 62113-2023 FSC-klagomål.docx
+++ b/klagomål/A 62113-2023 FSC-klagomål.docx
@@ -914,7 +914,7 @@
     <w:r>
       <w:tab/>
       <w:tab/>
-      <w:t>2026-09-26</w:t>
+      <w:t>2026-09-27</w:t>
       <w:br/>
       <w:br/>
     </w:r>

--- a/klagomål/A 62113-2023 FSC-klagomål.docx
+++ b/klagomål/A 62113-2023 FSC-klagomål.docx
@@ -914,7 +914,7 @@
     <w:r>
       <w:tab/>
       <w:tab/>
-      <w:t>2026-09-27</w:t>
+      <w:t>2026-09-28</w:t>
       <w:br/>
       <w:br/>
     </w:r>

--- a/klagomål/A 62113-2023 FSC-klagomål.docx
+++ b/klagomål/A 62113-2023 FSC-klagomål.docx
@@ -914,7 +914,7 @@
     <w:r>
       <w:tab/>
       <w:tab/>
-      <w:t>2026-09-28</w:t>
+      <w:t>2026-09-29</w:t>
       <w:br/>
       <w:br/>
     </w:r>

--- a/klagomål/A 62113-2023 FSC-klagomål.docx
+++ b/klagomål/A 62113-2023 FSC-klagomål.docx
@@ -914,7 +914,7 @@
     <w:r>
       <w:tab/>
       <w:tab/>
-      <w:t>2026-09-29</w:t>
+      <w:t>2026-09-30</w:t>
       <w:br/>
       <w:br/>
     </w:r>

--- a/klagomål/A 62113-2023 FSC-klagomål.docx
+++ b/klagomål/A 62113-2023 FSC-klagomål.docx
@@ -914,7 +914,7 @@
     <w:r>
       <w:tab/>
       <w:tab/>
-      <w:t>2026-09-30</w:t>
+      <w:t>2026-10-01</w:t>
       <w:br/>
       <w:br/>
     </w:r>

--- a/klagomål/A 62113-2023 FSC-klagomål.docx
+++ b/klagomål/A 62113-2023 FSC-klagomål.docx
@@ -914,7 +914,7 @@
     <w:r>
       <w:tab/>
       <w:tab/>
-      <w:t>2026-10-01</w:t>
+      <w:t>2026-10-02</w:t>
       <w:br/>
       <w:br/>
     </w:r>

--- a/klagomål/A 62113-2023 FSC-klagomål.docx
+++ b/klagomål/A 62113-2023 FSC-klagomål.docx
@@ -914,7 +914,7 @@
     <w:r>
       <w:tab/>
       <w:tab/>
-      <w:t>2026-10-02</w:t>
+      <w:t>2026-10-03</w:t>
       <w:br/>
       <w:br/>
     </w:r>

--- a/klagomål/A 62113-2023 FSC-klagomål.docx
+++ b/klagomål/A 62113-2023 FSC-klagomål.docx
@@ -914,7 +914,7 @@
     <w:r>
       <w:tab/>
       <w:tab/>
-      <w:t>2026-10-03</w:t>
+      <w:t>2026-10-04</w:t>
       <w:br/>
       <w:br/>
     </w:r>

--- a/klagomål/A 62113-2023 FSC-klagomål.docx
+++ b/klagomål/A 62113-2023 FSC-klagomål.docx
@@ -914,7 +914,7 @@
     <w:r>
       <w:tab/>
       <w:tab/>
-      <w:t>2026-10-04</w:t>
+      <w:t>2026-10-05</w:t>
       <w:br/>
       <w:br/>
     </w:r>

--- a/klagomål/A 62113-2023 FSC-klagomål.docx
+++ b/klagomål/A 62113-2023 FSC-klagomål.docx
@@ -914,7 +914,7 @@
     <w:r>
       <w:tab/>
       <w:tab/>
-      <w:t>2026-10-05</w:t>
+      <w:t>2026-10-06</w:t>
       <w:br/>
       <w:br/>
     </w:r>

--- a/klagomål/A 62113-2023 FSC-klagomål.docx
+++ b/klagomål/A 62113-2023 FSC-klagomål.docx
@@ -914,7 +914,7 @@
     <w:r>
       <w:tab/>
       <w:tab/>
-      <w:t>2026-10-06</w:t>
+      <w:t>2026-10-07</w:t>
       <w:br/>
       <w:br/>
     </w:r>

--- a/klagomål/A 62113-2023 FSC-klagomål.docx
+++ b/klagomål/A 62113-2023 FSC-klagomål.docx
@@ -914,7 +914,7 @@
     <w:r>
       <w:tab/>
       <w:tab/>
-      <w:t>2026-10-07</w:t>
+      <w:t>2026-10-08</w:t>
       <w:br/>
       <w:br/>
     </w:r>

--- a/klagomål/A 62113-2023 FSC-klagomål.docx
+++ b/klagomål/A 62113-2023 FSC-klagomål.docx
@@ -914,7 +914,7 @@
     <w:r>
       <w:tab/>
       <w:tab/>
-      <w:t>2026-10-08</w:t>
+      <w:t>2026-10-09</w:t>
       <w:br/>
       <w:br/>
     </w:r>

--- a/klagomål/A 62113-2023 FSC-klagomål.docx
+++ b/klagomål/A 62113-2023 FSC-klagomål.docx
@@ -914,7 +914,7 @@
     <w:r>
       <w:tab/>
       <w:tab/>
-      <w:t>2026-10-09</w:t>
+      <w:t>2026-10-10</w:t>
       <w:br/>
       <w:br/>
     </w:r>

--- a/klagomål/A 62113-2023 FSC-klagomål.docx
+++ b/klagomål/A 62113-2023 FSC-klagomål.docx
@@ -914,7 +914,7 @@
     <w:r>
       <w:tab/>
       <w:tab/>
-      <w:t>2026-10-10</w:t>
+      <w:t>2026-10-11</w:t>
       <w:br/>
       <w:br/>
     </w:r>

--- a/klagomål/A 62113-2023 FSC-klagomål.docx
+++ b/klagomål/A 62113-2023 FSC-klagomål.docx
@@ -914,7 +914,7 @@
     <w:r>
       <w:tab/>
       <w:tab/>
-      <w:t>2026-10-11</w:t>
+      <w:t>2026-10-12</w:t>
       <w:br/>
       <w:br/>
     </w:r>

--- a/klagomål/A 62113-2023 FSC-klagomål.docx
+++ b/klagomål/A 62113-2023 FSC-klagomål.docx
@@ -914,7 +914,7 @@
     <w:r>
       <w:tab/>
       <w:tab/>
-      <w:t>2026-10-12</w:t>
+      <w:t>2026-10-13</w:t>
       <w:br/>
       <w:br/>
     </w:r>

--- a/klagomål/A 62113-2023 FSC-klagomål.docx
+++ b/klagomål/A 62113-2023 FSC-klagomål.docx
@@ -914,7 +914,7 @@
     <w:r>
       <w:tab/>
       <w:tab/>
-      <w:t>2026-10-13</w:t>
+      <w:t>2026-10-14</w:t>
       <w:br/>
       <w:br/>
     </w:r>

--- a/klagomål/A 62113-2023 FSC-klagomål.docx
+++ b/klagomål/A 62113-2023 FSC-klagomål.docx
@@ -914,7 +914,7 @@
     <w:r>
       <w:tab/>
       <w:tab/>
-      <w:t>2026-10-14</w:t>
+      <w:t>2026-10-15</w:t>
       <w:br/>
       <w:br/>
     </w:r>

--- a/klagomål/A 62113-2023 FSC-klagomål.docx
+++ b/klagomål/A 62113-2023 FSC-klagomål.docx
@@ -914,7 +914,7 @@
     <w:r>
       <w:tab/>
       <w:tab/>
-      <w:t>2026-10-15</w:t>
+      <w:t>2026-10-16</w:t>
       <w:br/>
       <w:br/>
     </w:r>

--- a/klagomål/A 62113-2023 FSC-klagomål.docx
+++ b/klagomål/A 62113-2023 FSC-klagomål.docx
@@ -914,7 +914,7 @@
     <w:r>
       <w:tab/>
       <w:tab/>
-      <w:t>2026-10-16</w:t>
+      <w:t>2026-10-17</w:t>
       <w:br/>
       <w:br/>
     </w:r>

--- a/klagomål/A 62113-2023 FSC-klagomål.docx
+++ b/klagomål/A 62113-2023 FSC-klagomål.docx
@@ -914,7 +914,7 @@
     <w:r>
       <w:tab/>
       <w:tab/>
-      <w:t>2026-10-17</w:t>
+      <w:t>2026-10-18</w:t>
       <w:br/>
       <w:br/>
     </w:r>

--- a/klagomål/A 62113-2023 FSC-klagomål.docx
+++ b/klagomål/A 62113-2023 FSC-klagomål.docx
@@ -914,7 +914,7 @@
     <w:r>
       <w:tab/>
       <w:tab/>
-      <w:t>2026-10-18</w:t>
+      <w:t>2026-10-19</w:t>
       <w:br/>
       <w:br/>
     </w:r>

--- a/klagomål/A 62113-2023 FSC-klagomål.docx
+++ b/klagomål/A 62113-2023 FSC-klagomål.docx
@@ -914,7 +914,7 @@
     <w:r>
       <w:tab/>
       <w:tab/>
-      <w:t>2026-10-19</w:t>
+      <w:t>2026-10-20</w:t>
       <w:br/>
       <w:br/>
     </w:r>

--- a/klagomål/A 62113-2023 FSC-klagomål.docx
+++ b/klagomål/A 62113-2023 FSC-klagomål.docx
@@ -914,7 +914,7 @@
     <w:r>
       <w:tab/>
       <w:tab/>
-      <w:t>2026-10-20</w:t>
+      <w:t>2026-10-21</w:t>
       <w:br/>
       <w:br/>
     </w:r>

--- a/klagomål/A 62113-2023 FSC-klagomål.docx
+++ b/klagomål/A 62113-2023 FSC-klagomål.docx
@@ -914,7 +914,7 @@
     <w:r>
       <w:tab/>
       <w:tab/>
-      <w:t>2026-10-21</w:t>
+      <w:t>2026-10-22</w:t>
       <w:br/>
       <w:br/>
     </w:r>

--- a/klagomål/A 62113-2023 FSC-klagomål.docx
+++ b/klagomål/A 62113-2023 FSC-klagomål.docx
@@ -914,7 +914,7 @@
     <w:r>
       <w:tab/>
       <w:tab/>
-      <w:t>2026-10-22</w:t>
+      <w:t>2026-10-23</w:t>
       <w:br/>
       <w:br/>
     </w:r>

--- a/klagomål/A 62113-2023 FSC-klagomål.docx
+++ b/klagomål/A 62113-2023 FSC-klagomål.docx
@@ -914,7 +914,7 @@
     <w:r>
       <w:tab/>
       <w:tab/>
-      <w:t>2026-10-23</w:t>
+      <w:t>2026-10-24</w:t>
       <w:br/>
       <w:br/>
     </w:r>

--- a/klagomål/A 62113-2023 FSC-klagomål.docx
+++ b/klagomål/A 62113-2023 FSC-klagomål.docx
@@ -914,7 +914,7 @@
     <w:r>
       <w:tab/>
       <w:tab/>
-      <w:t>2026-10-24</w:t>
+      <w:t>2026-10-25</w:t>
       <w:br/>
       <w:br/>
     </w:r>

--- a/klagomål/A 62113-2023 FSC-klagomål.docx
+++ b/klagomål/A 62113-2023 FSC-klagomål.docx
@@ -914,7 +914,7 @@
     <w:r>
       <w:tab/>
       <w:tab/>
-      <w:t>2026-10-25</w:t>
+      <w:t>2026-10-26</w:t>
       <w:br/>
       <w:br/>
     </w:r>

--- a/klagomål/A 62113-2023 FSC-klagomål.docx
+++ b/klagomål/A 62113-2023 FSC-klagomål.docx
@@ -914,7 +914,7 @@
     <w:r>
       <w:tab/>
       <w:tab/>
-      <w:t>2026-10-26</w:t>
+      <w:t>2026-10-27</w:t>
       <w:br/>
       <w:br/>
     </w:r>

--- a/klagomål/A 62113-2023 FSC-klagomål.docx
+++ b/klagomål/A 62113-2023 FSC-klagomål.docx
@@ -914,7 +914,7 @@
     <w:r>
       <w:tab/>
       <w:tab/>
-      <w:t>2026-10-27</w:t>
+      <w:t>2026-10-28</w:t>
       <w:br/>
       <w:br/>
     </w:r>

--- a/klagomål/A 62113-2023 FSC-klagomål.docx
+++ b/klagomål/A 62113-2023 FSC-klagomål.docx
@@ -914,7 +914,7 @@
     <w:r>
       <w:tab/>
       <w:tab/>
-      <w:t>2026-10-28</w:t>
+      <w:t>2026-10-29</w:t>
       <w:br/>
       <w:br/>
     </w:r>

--- a/klagomål/A 62113-2023 FSC-klagomål.docx
+++ b/klagomål/A 62113-2023 FSC-klagomål.docx
@@ -914,7 +914,7 @@
     <w:r>
       <w:tab/>
       <w:tab/>
-      <w:t>2026-10-29</w:t>
+      <w:t>2026-10-31</w:t>
       <w:br/>
       <w:br/>
     </w:r>
